--- a/committees/awards/Education_Award_Nomination_Form.docx
+++ b/committees/awards/Education_Award_Nomination_Form.docx
@@ -1,12 +1,14 @@
 
 <file path=word/document.xml><?xml version="1.0" encoding="utf-8"?>
-<w:document xmlns:wpc="http://schemas.microsoft.com/office/word/2010/wordprocessingCanvas" xmlns:cx="http://schemas.microsoft.com/office/drawing/2014/chartex" xmlns:cx1="http://schemas.microsoft.com/office/drawing/2015/9/8/chartex" xmlns:cx2="http://schemas.microsoft.com/office/drawing/2015/10/21/chartex" xmlns:cx3="http://schemas.microsoft.com/office/drawing/2016/5/9/chartex" xmlns:cx4="http://schemas.microsoft.com/office/drawing/2016/5/10/chartex" xmlns:cx5="http://schemas.microsoft.com/office/drawing/2016/5/11/chartex" xmlns:cx6="http://schemas.microsoft.com/office/drawing/2016/5/12/chartex" xmlns:cx7="http://schemas.microsoft.com/office/drawing/2016/5/13/chartex" xmlns:cx8="http://schemas.microsoft.com/office/drawing/2016/5/14/chartex" xmlns:mc="http://schemas.openxmlformats.org/markup-compatibility/2006" xmlns:aink="http://schemas.microsoft.com/office/drawing/2016/ink" xmlns:am3d="http://schemas.microsoft.com/office/drawing/2017/model3d" xmlns:o="urn:schemas-microsoft-com:office:office" xmlns:oel="http://schemas.microsoft.com/office/2019/extlst" xmlns:r="http://schemas.openxmlformats.org/officeDocument/2006/relationships" xmlns:m="http://schemas.openxmlformats.org/officeDocument/2006/math" xmlns:v="urn:schemas-microsoft-com:vml" xmlns:wp14="http://schemas.microsoft.com/office/word/2010/wordprocessingDrawing" xmlns:wp="http://schemas.openxmlformats.org/drawingml/2006/wordprocessingDrawing" xmlns:w10="urn:schemas-microsoft-com:office:word" xmlns:w="http://schemas.openxmlformats.org/wordprocessingml/2006/main" xmlns:w14="http://schemas.microsoft.com/office/word/2010/wordml" xmlns:w15="http://schemas.microsoft.com/office/word/2012/wordml" xmlns:w16cex="http://schemas.microsoft.com/office/word/2018/wordml/cex" xmlns:w16cid="http://schemas.microsoft.com/office/word/2016/wordml/cid" xmlns:w16="http://schemas.microsoft.com/office/word/2018/wordml" xmlns:w16du="http://schemas.microsoft.com/office/word/2023/wordml/word16du" xmlns:w16sdtdh="http://schemas.microsoft.com/office/word/2020/wordml/sdtdatahash" xmlns:w16se="http://schemas.microsoft.com/office/word/2015/wordml/symex" xmlns:wpg="http://schemas.microsoft.com/office/word/2010/wordprocessingGroup" xmlns:wpi="http://schemas.microsoft.com/office/word/2010/wordprocessingInk" xmlns:wne="http://schemas.microsoft.com/office/word/2006/wordml" xmlns:wps="http://schemas.microsoft.com/office/word/2010/wordprocessingShape" mc:Ignorable="w14 w15 w16se w16cid w16 w16cex w16sdtdh w16du wp14">
+<w:document xmlns:o="urn:schemas-microsoft-com:office:office" xmlns:r="http://schemas.openxmlformats.org/officeDocument/2006/relationships" xmlns:v="urn:schemas-microsoft-com:vml" xmlns:w="http://schemas.openxmlformats.org/wordprocessingml/2006/main" xmlns:w10="urn:schemas-microsoft-com:office:word" xmlns:wp="http://schemas.openxmlformats.org/drawingml/2006/wordprocessingDrawing" xmlns:wps="http://schemas.microsoft.com/office/word/2010/wordprocessingShape" xmlns:wpg="http://schemas.microsoft.com/office/word/2010/wordprocessingGroup" xmlns:mc="http://schemas.openxmlformats.org/markup-compatibility/2006" xmlns:wp14="http://schemas.microsoft.com/office/word/2010/wordprocessingDrawing" xmlns:w14="http://schemas.microsoft.com/office/word/2010/wordml" xmlns:w15="http://schemas.microsoft.com/office/word/2012/wordml" mc:Ignorable="w14 wp14 w15">
   <w:body>
     <w:p>
       <w:pPr>
-        <w:spacing w:after="280" w:line="240" w:lineRule="auto"/>
-        <w:rPr>
-          <w:rFonts w:ascii="Times New Roman" w:eastAsia="Times New Roman" w:hAnsi="Times New Roman" w:cs="Times New Roman"/>
+        <w:pStyle w:val="Normal"/>
+        <w:spacing w:lineRule="auto" w:line="240" w:before="0" w:after="280"/>
+        <w:rPr>
+          <w:rFonts w:ascii="Times New Roman" w:hAnsi="Times New Roman" w:eastAsia="Times New Roman" w:cs="Times New Roman"/>
+          <w:b/>
           <w:b/>
           <w:sz w:val="48"/>
           <w:szCs w:val="48"/>
@@ -14,7 +16,7 @@
       </w:pPr>
       <w:r>
         <w:rPr>
-          <w:rFonts w:ascii="Times New Roman" w:eastAsia="Times New Roman" w:hAnsi="Times New Roman" w:cs="Times New Roman"/>
+          <w:rFonts w:eastAsia="Times New Roman" w:cs="Times New Roman" w:ascii="Times New Roman" w:hAnsi="Times New Roman"/>
           <w:b/>
           <w:sz w:val="48"/>
           <w:szCs w:val="48"/>
@@ -24,15 +26,17 @@
     </w:p>
     <w:p>
       <w:pPr>
-        <w:spacing w:after="0" w:line="240" w:lineRule="auto"/>
-        <w:rPr>
-          <w:rFonts w:ascii="Times New Roman" w:eastAsia="Times New Roman" w:hAnsi="Times New Roman" w:cs="Times New Roman"/>
-          <w:b/>
-        </w:rPr>
-      </w:pPr>
-      <w:r>
-        <w:rPr>
-          <w:rFonts w:ascii="Times New Roman" w:eastAsia="Times New Roman" w:hAnsi="Times New Roman" w:cs="Times New Roman"/>
+        <w:pStyle w:val="Normal"/>
+        <w:spacing w:lineRule="auto" w:line="240" w:before="0" w:after="0"/>
+        <w:rPr>
+          <w:rFonts w:ascii="Times New Roman" w:hAnsi="Times New Roman" w:eastAsia="Times New Roman" w:cs="Times New Roman"/>
+          <w:b/>
+          <w:b/>
+        </w:rPr>
+      </w:pPr>
+      <w:r>
+        <w:rPr>
+          <w:rFonts w:eastAsia="Times New Roman" w:cs="Times New Roman" w:ascii="Times New Roman" w:hAnsi="Times New Roman"/>
           <w:b/>
         </w:rPr>
         <w:t>Nominator Name:</w:t>
@@ -40,15 +44,17 @@
     </w:p>
     <w:p>
       <w:pPr>
-        <w:spacing w:after="0" w:line="240" w:lineRule="auto"/>
-        <w:rPr>
-          <w:rFonts w:ascii="Times New Roman" w:eastAsia="Times New Roman" w:hAnsi="Times New Roman" w:cs="Times New Roman"/>
-          <w:b/>
-        </w:rPr>
-      </w:pPr>
-      <w:r>
-        <w:rPr>
-          <w:rFonts w:ascii="Times New Roman" w:eastAsia="Times New Roman" w:hAnsi="Times New Roman" w:cs="Times New Roman"/>
+        <w:pStyle w:val="Normal"/>
+        <w:spacing w:lineRule="auto" w:line="240" w:before="0" w:after="0"/>
+        <w:rPr>
+          <w:rFonts w:ascii="Times New Roman" w:hAnsi="Times New Roman" w:eastAsia="Times New Roman" w:cs="Times New Roman"/>
+          <w:b/>
+          <w:b/>
+        </w:rPr>
+      </w:pPr>
+      <w:r>
+        <w:rPr>
+          <w:rFonts w:eastAsia="Times New Roman" w:cs="Times New Roman" w:ascii="Times New Roman" w:hAnsi="Times New Roman"/>
           <w:b/>
         </w:rPr>
         <w:t>Nominator E-Mail:</w:t>
@@ -56,18 +62,28 @@
     </w:p>
     <w:p>
       <w:pPr>
-        <w:spacing w:after="0" w:line="240" w:lineRule="auto"/>
-        <w:rPr>
-          <w:rFonts w:ascii="Times New Roman" w:eastAsia="Times New Roman" w:hAnsi="Times New Roman" w:cs="Times New Roman"/>
-          <w:b/>
-        </w:rPr>
-      </w:pPr>
-    </w:p>
-    <w:p>
-      <w:pPr>
-        <w:spacing w:after="0" w:line="240" w:lineRule="auto"/>
-        <w:rPr>
-          <w:rFonts w:ascii="Times New Roman" w:eastAsia="Times New Roman" w:hAnsi="Times New Roman" w:cs="Times New Roman"/>
+        <w:pStyle w:val="Normal"/>
+        <w:spacing w:lineRule="auto" w:line="240" w:before="0" w:after="0"/>
+        <w:rPr>
+          <w:rFonts w:ascii="Times New Roman" w:hAnsi="Times New Roman" w:eastAsia="Times New Roman" w:cs="Times New Roman"/>
+          <w:b/>
+          <w:b/>
+        </w:rPr>
+      </w:pPr>
+      <w:r>
+        <w:rPr>
+          <w:rFonts w:eastAsia="Times New Roman" w:cs="Times New Roman" w:ascii="Times New Roman" w:hAnsi="Times New Roman"/>
+          <w:b/>
+        </w:rPr>
+      </w:r>
+    </w:p>
+    <w:p>
+      <w:pPr>
+        <w:pStyle w:val="Normal"/>
+        <w:spacing w:lineRule="auto" w:line="240" w:before="0" w:after="0"/>
+        <w:rPr>
+          <w:rFonts w:ascii="Times New Roman" w:hAnsi="Times New Roman" w:eastAsia="Times New Roman" w:cs="Times New Roman"/>
+          <w:b/>
           <w:b/>
           <w:sz w:val="28"/>
           <w:szCs w:val="28"/>
@@ -75,7 +91,7 @@
       </w:pPr>
       <w:r>
         <w:rPr>
-          <w:rFonts w:ascii="Times New Roman" w:eastAsia="Times New Roman" w:hAnsi="Times New Roman" w:cs="Times New Roman"/>
+          <w:rFonts w:eastAsia="Times New Roman" w:cs="Times New Roman" w:ascii="Times New Roman" w:hAnsi="Times New Roman"/>
           <w:b/>
           <w:sz w:val="28"/>
           <w:szCs w:val="28"/>
@@ -85,15 +101,17 @@
     </w:p>
     <w:p>
       <w:pPr>
-        <w:spacing w:after="0" w:line="240" w:lineRule="auto"/>
-        <w:rPr>
-          <w:rFonts w:ascii="Times New Roman" w:eastAsia="Times New Roman" w:hAnsi="Times New Roman" w:cs="Times New Roman"/>
-          <w:b/>
-        </w:rPr>
-      </w:pPr>
-      <w:r>
-        <w:rPr>
-          <w:rFonts w:ascii="Times New Roman" w:eastAsia="Times New Roman" w:hAnsi="Times New Roman" w:cs="Times New Roman"/>
+        <w:pStyle w:val="Normal"/>
+        <w:spacing w:lineRule="auto" w:line="240" w:before="0" w:after="0"/>
+        <w:rPr>
+          <w:rFonts w:ascii="Times New Roman" w:hAnsi="Times New Roman" w:eastAsia="Times New Roman" w:cs="Times New Roman"/>
+          <w:b/>
+          <w:b/>
+        </w:rPr>
+      </w:pPr>
+      <w:r>
+        <w:rPr>
+          <w:rFonts w:eastAsia="Times New Roman" w:cs="Times New Roman" w:ascii="Times New Roman" w:hAnsi="Times New Roman"/>
           <w:b/>
         </w:rPr>
         <w:t>Title:</w:t>
@@ -101,15 +119,17 @@
     </w:p>
     <w:p>
       <w:pPr>
-        <w:spacing w:after="0" w:line="240" w:lineRule="auto"/>
-        <w:rPr>
-          <w:rFonts w:ascii="Times New Roman" w:eastAsia="Times New Roman" w:hAnsi="Times New Roman" w:cs="Times New Roman"/>
-          <w:b/>
-        </w:rPr>
-      </w:pPr>
-      <w:r>
-        <w:rPr>
-          <w:rFonts w:ascii="Times New Roman" w:eastAsia="Times New Roman" w:hAnsi="Times New Roman" w:cs="Times New Roman"/>
+        <w:pStyle w:val="Normal"/>
+        <w:spacing w:lineRule="auto" w:line="240" w:before="0" w:after="0"/>
+        <w:rPr>
+          <w:rFonts w:ascii="Times New Roman" w:hAnsi="Times New Roman" w:eastAsia="Times New Roman" w:cs="Times New Roman"/>
+          <w:b/>
+          <w:b/>
+        </w:rPr>
+      </w:pPr>
+      <w:r>
+        <w:rPr>
+          <w:rFonts w:eastAsia="Times New Roman" w:cs="Times New Roman" w:ascii="Times New Roman" w:hAnsi="Times New Roman"/>
           <w:b/>
         </w:rPr>
         <w:t>Nominee Name:</w:t>
@@ -117,15 +137,17 @@
     </w:p>
     <w:p>
       <w:pPr>
-        <w:spacing w:after="0" w:line="240" w:lineRule="auto"/>
-        <w:rPr>
-          <w:rFonts w:ascii="Times New Roman" w:eastAsia="Times New Roman" w:hAnsi="Times New Roman" w:cs="Times New Roman"/>
-          <w:b/>
-        </w:rPr>
-      </w:pPr>
-      <w:r>
-        <w:rPr>
-          <w:rFonts w:ascii="Times New Roman" w:eastAsia="Times New Roman" w:hAnsi="Times New Roman" w:cs="Times New Roman"/>
+        <w:pStyle w:val="Normal"/>
+        <w:spacing w:lineRule="auto" w:line="240" w:before="0" w:after="0"/>
+        <w:rPr>
+          <w:rFonts w:ascii="Times New Roman" w:hAnsi="Times New Roman" w:eastAsia="Times New Roman" w:cs="Times New Roman"/>
+          <w:b/>
+          <w:b/>
+        </w:rPr>
+      </w:pPr>
+      <w:r>
+        <w:rPr>
+          <w:rFonts w:eastAsia="Times New Roman" w:cs="Times New Roman" w:ascii="Times New Roman" w:hAnsi="Times New Roman"/>
           <w:b/>
         </w:rPr>
         <w:t>Nominee E-Mail:</w:t>
@@ -133,33 +155,46 @@
     </w:p>
     <w:p>
       <w:pPr>
-        <w:spacing w:after="0" w:line="240" w:lineRule="auto"/>
-        <w:rPr>
-          <w:rFonts w:ascii="Times New Roman" w:eastAsia="Times New Roman" w:hAnsi="Times New Roman" w:cs="Times New Roman"/>
-          <w:b/>
-        </w:rPr>
-      </w:pPr>
-    </w:p>
-    <w:p>
-      <w:pPr>
-        <w:spacing w:after="0" w:line="240" w:lineRule="auto"/>
-        <w:jc w:val="both"/>
-        <w:rPr>
-          <w:rFonts w:ascii="Times New Roman" w:eastAsia="Times New Roman" w:hAnsi="Times New Roman" w:cs="Times New Roman"/>
-          <w:b/>
-        </w:rPr>
-      </w:pPr>
-      <w:r>
-        <w:rPr>
-          <w:rFonts w:ascii="Times New Roman" w:eastAsia="Times New Roman" w:hAnsi="Times New Roman" w:cs="Times New Roman"/>
-          <w:b/>
-        </w:rPr>
-        <w:t xml:space="preserve">Please fill out the information below and include any additional information solicited in the form if applicable.  The final nomination packet should be submitted as a single PDF document sent to </w:t>
-      </w:r>
-      <w:hyperlink r:id="rId6">
+        <w:pStyle w:val="Normal"/>
+        <w:spacing w:lineRule="auto" w:line="240" w:before="0" w:after="0"/>
+        <w:rPr>
+          <w:rFonts w:ascii="Times New Roman" w:hAnsi="Times New Roman" w:eastAsia="Times New Roman" w:cs="Times New Roman"/>
+          <w:b/>
+          <w:b/>
+        </w:rPr>
+      </w:pPr>
+      <w:r>
+        <w:rPr>
+          <w:rFonts w:eastAsia="Times New Roman" w:cs="Times New Roman" w:ascii="Times New Roman" w:hAnsi="Times New Roman"/>
+          <w:b/>
+        </w:rPr>
+      </w:r>
+    </w:p>
+    <w:p>
+      <w:pPr>
+        <w:pStyle w:val="Normal"/>
+        <w:spacing w:lineRule="auto" w:line="240" w:before="0" w:after="0"/>
+        <w:jc w:val="left"/>
+        <w:rPr/>
+      </w:pPr>
+      <w:r>
+        <w:rPr>
+          <w:rFonts w:eastAsia="Times New Roman" w:cs="Times New Roman" w:ascii="Times New Roman" w:hAnsi="Times New Roman"/>
+          <w:b/>
+        </w:rPr>
+        <w:t>Thank you for your nomination!  P</w:t>
+      </w:r>
+      <w:r>
+        <w:rPr>
+          <w:rFonts w:eastAsia="Times New Roman" w:cs="Times New Roman" w:ascii="Times New Roman" w:hAnsi="Times New Roman"/>
+          <w:b/>
+        </w:rPr>
+        <w:t xml:space="preserve">lease fill out the information below and include any additional information solicited in the form if applicable.  The final nomination packet should be submitted as a single PDF document sent to </w:t>
+      </w:r>
+      <w:hyperlink r:id="rId2">
         <w:r>
           <w:rPr>
-            <w:rFonts w:ascii="Times New Roman" w:eastAsia="Times New Roman" w:hAnsi="Times New Roman" w:cs="Times New Roman"/>
+            <w:rFonts w:eastAsia="Times New Roman" w:cs="Times New Roman" w:ascii="Times New Roman" w:hAnsi="Times New Roman"/>
             <w:b/>
             <w:color w:val="1155CC"/>
             <w:u w:val="single"/>
@@ -169,7 +204,7 @@
       </w:hyperlink>
       <w:r>
         <w:rPr>
-          <w:rFonts w:ascii="Times New Roman" w:eastAsia="Times New Roman" w:hAnsi="Times New Roman" w:cs="Times New Roman"/>
+          <w:rFonts w:eastAsia="Times New Roman" w:cs="Times New Roman" w:ascii="Times New Roman" w:hAnsi="Times New Roman"/>
           <w:b/>
         </w:rPr>
         <w:t xml:space="preserve"> by the application deadline.</w:t>
@@ -177,498 +212,700 @@
     </w:p>
     <w:p>
       <w:pPr>
-        <w:spacing w:after="0" w:line="240" w:lineRule="auto"/>
+        <w:pStyle w:val="Normal"/>
+        <w:spacing w:lineRule="auto" w:line="240" w:before="0" w:after="0"/>
+        <w:jc w:val="left"/>
+        <w:rPr>
+          <w:rFonts w:ascii="Times New Roman" w:hAnsi="Times New Roman" w:eastAsia="Times New Roman" w:cs="Times New Roman"/>
+          <w:b/>
+          <w:b/>
+        </w:rPr>
+      </w:pPr>
+      <w:r>
+        <w:rPr>
+          <w:rFonts w:eastAsia="Times New Roman" w:cs="Times New Roman" w:ascii="Times New Roman" w:hAnsi="Times New Roman"/>
+          <w:b/>
+        </w:rPr>
+      </w:r>
+    </w:p>
+    <w:p>
+      <w:pPr>
+        <w:pStyle w:val="Normal"/>
+        <w:spacing w:lineRule="auto" w:line="240" w:before="0" w:after="0"/>
+        <w:jc w:val="left"/>
+        <w:rPr/>
+      </w:pPr>
+      <w:r>
+        <w:rPr>
+          <w:rFonts w:eastAsia="Times New Roman" w:cs="Times New Roman" w:ascii="Times New Roman" w:hAnsi="Times New Roman"/>
+          <w:b/>
+        </w:rPr>
+        <w:t>Awards will be judged based on the criteria set forth in the questions below.  Provide a summary statement related to each of the criteria relevant to the project or program being nominated in the form below.  Ancillary materials in support of the statements can be included as attachments to the nomination within the limits indicated in each case.  If the criterion is not applicable to this program or project please enter N/A in that section.</w:t>
+      </w:r>
+    </w:p>
+    <w:p>
+      <w:pPr>
+        <w:pStyle w:val="Normal"/>
+        <w:spacing w:lineRule="auto" w:line="240" w:before="0" w:after="0"/>
+        <w:rPr>
+          <w:rFonts w:ascii="Times New Roman" w:hAnsi="Times New Roman" w:eastAsia="Times New Roman" w:cs="Times New Roman"/>
+          <w:b/>
+          <w:b/>
+        </w:rPr>
+      </w:pPr>
+      <w:r>
+        <w:rPr>
+          <w:rFonts w:eastAsia="Times New Roman" w:cs="Times New Roman" w:ascii="Times New Roman" w:hAnsi="Times New Roman"/>
+          <w:b/>
+        </w:rPr>
+      </w:r>
+    </w:p>
+    <w:p>
+      <w:pPr>
+        <w:pStyle w:val="Normal"/>
+        <w:spacing w:lineRule="auto" w:line="240" w:before="0" w:after="0"/>
+        <w:rPr>
+          <w:rFonts w:ascii="Times New Roman" w:hAnsi="Times New Roman" w:eastAsia="Times New Roman" w:cs="Times New Roman"/>
+          <w:b/>
+          <w:b/>
+        </w:rPr>
+      </w:pPr>
+      <w:r>
+        <w:rPr>
+          <w:rFonts w:eastAsia="Times New Roman" w:cs="Times New Roman" w:ascii="Times New Roman" w:hAnsi="Times New Roman"/>
+          <w:b/>
+        </w:rPr>
+      </w:r>
+    </w:p>
+    <w:p>
+      <w:pPr>
+        <w:pStyle w:val="Normal"/>
+        <w:spacing w:lineRule="auto" w:line="240" w:before="0" w:after="0"/>
+        <w:rPr>
+          <w:rFonts w:ascii="Times New Roman" w:hAnsi="Times New Roman" w:eastAsia="Times New Roman" w:cs="Times New Roman"/>
+          <w:b/>
+          <w:b/>
+        </w:rPr>
+      </w:pPr>
+      <w:r>
+        <w:rPr>
+          <w:rFonts w:eastAsia="Times New Roman" w:cs="Times New Roman" w:ascii="Times New Roman" w:hAnsi="Times New Roman"/>
+          <w:b/>
+        </w:rPr>
+        <w:t>Brief description (maximum 500 words)</w:t>
+      </w:r>
+    </w:p>
+    <w:p>
+      <w:pPr>
+        <w:pStyle w:val="Normal"/>
+        <w:spacing w:lineRule="auto" w:line="240" w:before="0" w:after="0"/>
+        <w:rPr>
+          <w:rFonts w:ascii="Times New Roman" w:hAnsi="Times New Roman" w:eastAsia="Times New Roman" w:cs="Times New Roman"/>
+          <w:b/>
+          <w:b/>
+        </w:rPr>
+      </w:pPr>
+      <w:r>
+        <w:rPr>
+          <w:rFonts w:eastAsia="Times New Roman" w:cs="Times New Roman" w:ascii="Times New Roman" w:hAnsi="Times New Roman"/>
+          <w:b/>
+        </w:rPr>
+      </w:r>
+    </w:p>
+    <w:p>
+      <w:pPr>
+        <w:pStyle w:val="Normal"/>
+        <w:spacing w:lineRule="auto" w:line="240" w:before="0" w:after="0"/>
+        <w:rPr>
+          <w:rFonts w:ascii="Times New Roman" w:hAnsi="Times New Roman" w:eastAsia="Times New Roman" w:cs="Times New Roman"/>
+          <w:b/>
+          <w:b/>
+        </w:rPr>
+      </w:pPr>
+      <w:r>
+        <w:rPr>
+          <w:rFonts w:eastAsia="Times New Roman" w:cs="Times New Roman" w:ascii="Times New Roman" w:hAnsi="Times New Roman"/>
+          <w:b/>
+        </w:rPr>
+      </w:r>
+    </w:p>
+    <w:p>
+      <w:pPr>
+        <w:pStyle w:val="Normal"/>
+        <w:spacing w:lineRule="auto" w:line="240" w:before="0" w:after="0"/>
+        <w:rPr>
+          <w:rFonts w:ascii="Times New Roman" w:hAnsi="Times New Roman" w:eastAsia="Times New Roman" w:cs="Times New Roman"/>
+          <w:b/>
+          <w:b/>
+        </w:rPr>
+      </w:pPr>
+      <w:r>
+        <w:rPr>
+          <w:rFonts w:eastAsia="Times New Roman" w:cs="Times New Roman" w:ascii="Times New Roman" w:hAnsi="Times New Roman"/>
+          <w:b/>
+        </w:rPr>
+      </w:r>
+    </w:p>
+    <w:p>
+      <w:pPr>
+        <w:pStyle w:val="Normal"/>
+        <w:spacing w:lineRule="auto" w:line="240" w:before="0" w:after="0"/>
+        <w:rPr>
+          <w:rFonts w:ascii="Times New Roman" w:hAnsi="Times New Roman" w:eastAsia="Times New Roman" w:cs="Times New Roman"/>
+          <w:b/>
+          <w:b/>
+        </w:rPr>
+      </w:pPr>
+      <w:r>
+        <w:rPr>
+          <w:rFonts w:eastAsia="Times New Roman" w:cs="Times New Roman" w:ascii="Times New Roman" w:hAnsi="Times New Roman"/>
+          <w:b/>
+        </w:rPr>
+      </w:r>
+    </w:p>
+    <w:p>
+      <w:pPr>
+        <w:pStyle w:val="Normal"/>
+        <w:spacing w:lineRule="auto" w:line="240" w:before="0" w:after="0"/>
+        <w:rPr>
+          <w:rFonts w:ascii="Times New Roman" w:hAnsi="Times New Roman" w:eastAsia="Times New Roman" w:cs="Times New Roman"/>
+          <w:b/>
+          <w:b/>
+        </w:rPr>
+      </w:pPr>
+      <w:r>
+        <w:rPr>
+          <w:rFonts w:eastAsia="Times New Roman" w:cs="Times New Roman" w:ascii="Times New Roman" w:hAnsi="Times New Roman"/>
+          <w:b/>
+        </w:rPr>
+      </w:r>
+    </w:p>
+    <w:p>
+      <w:pPr>
+        <w:pStyle w:val="Normal"/>
+        <w:spacing w:lineRule="auto" w:line="240" w:before="0" w:after="0"/>
+        <w:rPr>
+          <w:rFonts w:ascii="Times New Roman" w:hAnsi="Times New Roman" w:eastAsia="Times New Roman" w:cs="Times New Roman"/>
+          <w:b/>
+          <w:b/>
+        </w:rPr>
+      </w:pPr>
+      <w:r>
+        <w:rPr>
+          <w:rFonts w:eastAsia="Times New Roman" w:cs="Times New Roman" w:ascii="Times New Roman" w:hAnsi="Times New Roman"/>
+          <w:b/>
+        </w:rPr>
+      </w:r>
+    </w:p>
+    <w:p>
+      <w:pPr>
+        <w:pStyle w:val="Normal"/>
+        <w:spacing w:lineRule="auto" w:line="240" w:before="0" w:after="0"/>
+        <w:rPr>
+          <w:rFonts w:ascii="Times New Roman" w:hAnsi="Times New Roman" w:eastAsia="Times New Roman" w:cs="Times New Roman"/>
+          <w:b/>
+          <w:b/>
+        </w:rPr>
+      </w:pPr>
+      <w:r>
+        <w:rPr>
+          <w:rFonts w:eastAsia="Times New Roman" w:cs="Times New Roman" w:ascii="Times New Roman" w:hAnsi="Times New Roman"/>
+          <w:b/>
+        </w:rPr>
+      </w:r>
+    </w:p>
+    <w:p>
+      <w:pPr>
+        <w:pStyle w:val="Normal"/>
+        <w:spacing w:lineRule="auto" w:line="240" w:before="0" w:after="0"/>
+        <w:rPr>
+          <w:rFonts w:ascii="Times New Roman" w:hAnsi="Times New Roman" w:eastAsia="Times New Roman" w:cs="Times New Roman"/>
+          <w:b/>
+          <w:b/>
+        </w:rPr>
+      </w:pPr>
+      <w:r>
+        <w:rPr>
+          <w:rFonts w:eastAsia="Times New Roman" w:cs="Times New Roman" w:ascii="Times New Roman" w:hAnsi="Times New Roman"/>
+          <w:b/>
+        </w:rPr>
+      </w:r>
+    </w:p>
+    <w:p>
+      <w:pPr>
+        <w:pStyle w:val="Normal"/>
+        <w:spacing w:lineRule="auto" w:line="240" w:before="0" w:after="0"/>
+        <w:rPr>
+          <w:rFonts w:ascii="Times New Roman" w:hAnsi="Times New Roman" w:eastAsia="Times New Roman" w:cs="Times New Roman"/>
+          <w:b/>
+          <w:b/>
+        </w:rPr>
+      </w:pPr>
+      <w:r>
+        <w:rPr>
+          <w:rFonts w:eastAsia="Times New Roman" w:cs="Times New Roman" w:ascii="Times New Roman" w:hAnsi="Times New Roman"/>
+          <w:b/>
+        </w:rPr>
+      </w:r>
+    </w:p>
+    <w:p>
+      <w:pPr>
+        <w:pStyle w:val="Normal"/>
+        <w:spacing w:lineRule="auto" w:line="240" w:before="0" w:after="0"/>
         <w:jc w:val="both"/>
         <w:rPr>
-          <w:rFonts w:ascii="Times New Roman" w:eastAsia="Times New Roman" w:hAnsi="Times New Roman" w:cs="Times New Roman"/>
-          <w:b/>
-        </w:rPr>
-      </w:pPr>
-    </w:p>
-    <w:p>
-      <w:pPr>
-        <w:spacing w:after="0" w:line="240" w:lineRule="auto"/>
+          <w:rFonts w:ascii="Times New Roman" w:hAnsi="Times New Roman" w:eastAsia="Times New Roman" w:cs="Times New Roman"/>
+          <w:b/>
+          <w:b/>
+        </w:rPr>
+      </w:pPr>
+      <w:r>
+        <w:rPr>
+          <w:rFonts w:eastAsia="Times New Roman" w:cs="Times New Roman" w:ascii="Times New Roman" w:hAnsi="Times New Roman"/>
+          <w:b/>
+        </w:rPr>
+      </w:r>
+    </w:p>
+    <w:p>
+      <w:pPr>
+        <w:pStyle w:val="Normal"/>
+        <w:spacing w:lineRule="auto" w:line="240" w:before="0" w:after="0"/>
         <w:jc w:val="both"/>
         <w:rPr>
-          <w:rFonts w:ascii="Times New Roman" w:eastAsia="Times New Roman" w:hAnsi="Times New Roman" w:cs="Times New Roman"/>
-          <w:b/>
-        </w:rPr>
-      </w:pPr>
-      <w:r>
-        <w:rPr>
-          <w:rFonts w:ascii="Times New Roman" w:eastAsia="Times New Roman" w:hAnsi="Times New Roman" w:cs="Times New Roman"/>
-          <w:b/>
-        </w:rPr>
-        <w:t xml:space="preserve">Awards will be judged based on the criteria set forth in the questions below.  Provide a summary statement related to each of the criteria relevant to the project or program being nominated in the form below.  Ancillary materials in support of the statements can be included as attachments to the nomination within the limits indicated in each case.  If the criterion is not applicable to this program or </w:t>
-      </w:r>
-      <w:proofErr w:type="gramStart"/>
-      <w:r>
-        <w:rPr>
-          <w:rFonts w:ascii="Times New Roman" w:eastAsia="Times New Roman" w:hAnsi="Times New Roman" w:cs="Times New Roman"/>
-          <w:b/>
-        </w:rPr>
-        <w:t>project</w:t>
-      </w:r>
-      <w:proofErr w:type="gramEnd"/>
-      <w:r>
-        <w:rPr>
-          <w:rFonts w:ascii="Times New Roman" w:eastAsia="Times New Roman" w:hAnsi="Times New Roman" w:cs="Times New Roman"/>
-          <w:b/>
-        </w:rPr>
-        <w:t xml:space="preserve"> please enter N/A in that section.</w:t>
-      </w:r>
-    </w:p>
-    <w:p>
-      <w:pPr>
-        <w:spacing w:after="0" w:line="240" w:lineRule="auto"/>
-        <w:rPr>
-          <w:rFonts w:ascii="Times New Roman" w:eastAsia="Times New Roman" w:hAnsi="Times New Roman" w:cs="Times New Roman"/>
-          <w:b/>
-        </w:rPr>
-      </w:pPr>
-    </w:p>
-    <w:p>
-      <w:pPr>
-        <w:spacing w:after="0" w:line="240" w:lineRule="auto"/>
-        <w:rPr>
-          <w:rFonts w:ascii="Times New Roman" w:eastAsia="Times New Roman" w:hAnsi="Times New Roman" w:cs="Times New Roman"/>
-          <w:b/>
-        </w:rPr>
-      </w:pPr>
-    </w:p>
-    <w:p>
-      <w:pPr>
-        <w:spacing w:after="0" w:line="240" w:lineRule="auto"/>
-        <w:rPr>
-          <w:rFonts w:ascii="Times New Roman" w:eastAsia="Times New Roman" w:hAnsi="Times New Roman" w:cs="Times New Roman"/>
-          <w:b/>
-        </w:rPr>
-      </w:pPr>
-      <w:r>
-        <w:rPr>
-          <w:rFonts w:ascii="Times New Roman" w:eastAsia="Times New Roman" w:hAnsi="Times New Roman" w:cs="Times New Roman"/>
-          <w:b/>
-        </w:rPr>
-        <w:t>Brief description (maximum 500 words)</w:t>
-      </w:r>
-    </w:p>
-    <w:p>
-      <w:pPr>
-        <w:spacing w:after="0" w:line="240" w:lineRule="auto"/>
-        <w:rPr>
-          <w:rFonts w:ascii="Times New Roman" w:eastAsia="Times New Roman" w:hAnsi="Times New Roman" w:cs="Times New Roman"/>
-          <w:b/>
-        </w:rPr>
-      </w:pPr>
-    </w:p>
-    <w:p>
-      <w:pPr>
-        <w:spacing w:after="0" w:line="240" w:lineRule="auto"/>
-        <w:rPr>
-          <w:rFonts w:ascii="Times New Roman" w:eastAsia="Times New Roman" w:hAnsi="Times New Roman" w:cs="Times New Roman"/>
-          <w:b/>
-        </w:rPr>
-      </w:pPr>
-    </w:p>
-    <w:p>
-      <w:pPr>
-        <w:spacing w:after="0" w:line="240" w:lineRule="auto"/>
-        <w:rPr>
-          <w:rFonts w:ascii="Times New Roman" w:eastAsia="Times New Roman" w:hAnsi="Times New Roman" w:cs="Times New Roman"/>
-          <w:b/>
-        </w:rPr>
-      </w:pPr>
-    </w:p>
-    <w:p>
-      <w:pPr>
-        <w:spacing w:after="0" w:line="240" w:lineRule="auto"/>
-        <w:rPr>
-          <w:rFonts w:ascii="Times New Roman" w:eastAsia="Times New Roman" w:hAnsi="Times New Roman" w:cs="Times New Roman"/>
-          <w:b/>
-        </w:rPr>
-      </w:pPr>
-    </w:p>
-    <w:p>
-      <w:pPr>
-        <w:spacing w:after="0" w:line="240" w:lineRule="auto"/>
-        <w:rPr>
-          <w:rFonts w:ascii="Times New Roman" w:eastAsia="Times New Roman" w:hAnsi="Times New Roman" w:cs="Times New Roman"/>
-          <w:b/>
-        </w:rPr>
-      </w:pPr>
-    </w:p>
-    <w:p>
-      <w:pPr>
-        <w:spacing w:after="0" w:line="240" w:lineRule="auto"/>
-        <w:rPr>
-          <w:rFonts w:ascii="Times New Roman" w:eastAsia="Times New Roman" w:hAnsi="Times New Roman" w:cs="Times New Roman"/>
-          <w:b/>
-        </w:rPr>
-      </w:pPr>
-    </w:p>
-    <w:p>
-      <w:pPr>
-        <w:spacing w:after="0" w:line="240" w:lineRule="auto"/>
-        <w:rPr>
-          <w:rFonts w:ascii="Times New Roman" w:eastAsia="Times New Roman" w:hAnsi="Times New Roman" w:cs="Times New Roman"/>
-          <w:b/>
-        </w:rPr>
-      </w:pPr>
-    </w:p>
-    <w:p>
-      <w:pPr>
-        <w:spacing w:after="0" w:line="240" w:lineRule="auto"/>
-        <w:rPr>
-          <w:rFonts w:ascii="Times New Roman" w:eastAsia="Times New Roman" w:hAnsi="Times New Roman" w:cs="Times New Roman"/>
-          <w:b/>
-        </w:rPr>
-      </w:pPr>
-    </w:p>
-    <w:p>
-      <w:pPr>
-        <w:spacing w:after="0" w:line="240" w:lineRule="auto"/>
-        <w:rPr>
-          <w:rFonts w:ascii="Times New Roman" w:eastAsia="Times New Roman" w:hAnsi="Times New Roman" w:cs="Times New Roman"/>
-          <w:b/>
-        </w:rPr>
-      </w:pPr>
-    </w:p>
-    <w:p>
-      <w:pPr>
-        <w:spacing w:after="0" w:line="240" w:lineRule="auto"/>
+          <w:rFonts w:ascii="Times New Roman" w:hAnsi="Times New Roman" w:eastAsia="Times New Roman" w:cs="Times New Roman"/>
+          <w:b/>
+          <w:b/>
+        </w:rPr>
+      </w:pPr>
+      <w:r>
+        <w:rPr>
+          <w:rFonts w:eastAsia="Times New Roman" w:cs="Times New Roman" w:ascii="Times New Roman" w:hAnsi="Times New Roman"/>
+          <w:b/>
+        </w:rPr>
+      </w:r>
+    </w:p>
+    <w:p>
+      <w:pPr>
+        <w:pStyle w:val="Normal"/>
+        <w:spacing w:lineRule="auto" w:line="240" w:before="0" w:after="0"/>
         <w:jc w:val="both"/>
         <w:rPr>
-          <w:rFonts w:ascii="Times New Roman" w:eastAsia="Times New Roman" w:hAnsi="Times New Roman" w:cs="Times New Roman"/>
-          <w:b/>
-        </w:rPr>
-      </w:pPr>
-    </w:p>
-    <w:p>
-      <w:pPr>
-        <w:spacing w:after="0" w:line="240" w:lineRule="auto"/>
+          <w:rFonts w:ascii="Times New Roman" w:hAnsi="Times New Roman"/>
+        </w:rPr>
+      </w:pPr>
+      <w:r>
+        <w:rPr>
+          <w:rFonts w:eastAsia="Times New Roman" w:cs="Times New Roman" w:ascii="Times New Roman" w:hAnsi="Times New Roman"/>
+          <w:b/>
+        </w:rPr>
+        <w:t>Up to three letters of endorsement by those familiar with or clients of the project/program for this nomination should be attached to the nomination packet.</w:t>
+      </w:r>
+    </w:p>
+    <w:p>
+      <w:pPr>
+        <w:pStyle w:val="Normal"/>
+        <w:spacing w:lineRule="auto" w:line="240" w:before="0" w:after="0"/>
+        <w:rPr>
+          <w:rFonts w:ascii="Times New Roman" w:hAnsi="Times New Roman" w:eastAsia="Times New Roman" w:cs="Times New Roman"/>
+          <w:b/>
+          <w:b/>
+        </w:rPr>
+      </w:pPr>
+      <w:r>
+        <w:rPr>
+          <w:rFonts w:eastAsia="Times New Roman" w:cs="Times New Roman" w:ascii="Times New Roman" w:hAnsi="Times New Roman"/>
+          <w:b/>
+        </w:rPr>
+      </w:r>
+    </w:p>
+    <w:p>
+      <w:pPr>
+        <w:pStyle w:val="Normal"/>
+        <w:spacing w:lineRule="auto" w:line="240" w:before="0" w:after="0"/>
+        <w:rPr>
+          <w:rFonts w:ascii="Times New Roman" w:hAnsi="Times New Roman"/>
+        </w:rPr>
+      </w:pPr>
+      <w:r>
+        <w:rPr>
+          <w:rFonts w:eastAsia="Times New Roman" w:cs="Times New Roman" w:ascii="Times New Roman" w:hAnsi="Times New Roman"/>
+          <w:b/>
+        </w:rPr>
+        <w:t>Please document these aspects of the nomination as appropriate:</w:t>
+      </w:r>
+    </w:p>
+    <w:p>
+      <w:pPr>
+        <w:pStyle w:val="Normal"/>
+        <w:spacing w:lineRule="auto" w:line="240" w:before="0" w:after="0"/>
+        <w:rPr>
+          <w:rFonts w:ascii="Times New Roman" w:hAnsi="Times New Roman" w:eastAsia="Times New Roman" w:cs="Times New Roman"/>
+          <w:b/>
+          <w:b/>
+        </w:rPr>
+      </w:pPr>
+      <w:r>
+        <w:rPr>
+          <w:rFonts w:eastAsia="Times New Roman" w:cs="Times New Roman" w:ascii="Times New Roman" w:hAnsi="Times New Roman"/>
+          <w:b/>
+        </w:rPr>
+      </w:r>
+    </w:p>
+    <w:p>
+      <w:pPr>
+        <w:pStyle w:val="Normal"/>
+        <w:spacing w:lineRule="auto" w:line="240" w:before="0" w:after="0"/>
+        <w:jc w:val="left"/>
+        <w:rPr>
+          <w:rFonts w:ascii="Times New Roman" w:hAnsi="Times New Roman"/>
+        </w:rPr>
+      </w:pPr>
+      <w:r>
+        <w:rPr>
+          <w:rFonts w:eastAsia="Times New Roman" w:cs="Times New Roman" w:ascii="Times New Roman" w:hAnsi="Times New Roman"/>
+        </w:rPr>
+        <w:t xml:space="preserve">1) </w:t>
+      </w:r>
+      <w:r>
+        <w:rPr>
+          <w:rFonts w:eastAsia="Times New Roman" w:cs="Times New Roman" w:ascii="Times New Roman" w:hAnsi="Times New Roman"/>
+        </w:rPr>
+        <w:t>How does the work provide innovative training and education materials for computational science, data-enabled, or HPC education?</w:t>
+      </w:r>
+    </w:p>
+    <w:p>
+      <w:pPr>
+        <w:pStyle w:val="Normal"/>
+        <w:spacing w:lineRule="auto" w:line="240" w:before="0" w:after="0"/>
         <w:jc w:val="both"/>
         <w:rPr>
-          <w:rFonts w:ascii="Times New Roman" w:eastAsia="Times New Roman" w:hAnsi="Times New Roman" w:cs="Times New Roman"/>
-          <w:b/>
-        </w:rPr>
-      </w:pPr>
-    </w:p>
-    <w:p>
-      <w:pPr>
-        <w:spacing w:after="0" w:line="240" w:lineRule="auto"/>
+          <w:rFonts w:ascii="Times New Roman" w:hAnsi="Times New Roman" w:eastAsia="Times New Roman" w:cs="Times New Roman"/>
+          <w:i/>
+          <w:i/>
+        </w:rPr>
+      </w:pPr>
+      <w:r>
+        <w:rPr>
+          <w:rFonts w:eastAsia="Times New Roman" w:cs="Times New Roman" w:ascii="Times New Roman" w:hAnsi="Times New Roman"/>
+          <w:i/>
+        </w:rPr>
+      </w:r>
+    </w:p>
+    <w:p>
+      <w:pPr>
+        <w:pStyle w:val="Normal"/>
+        <w:spacing w:lineRule="auto" w:line="240" w:before="0" w:after="0"/>
         <w:jc w:val="both"/>
         <w:rPr>
-          <w:rFonts w:ascii="Times New Roman" w:eastAsia="Times New Roman" w:hAnsi="Times New Roman" w:cs="Times New Roman"/>
-          <w:b/>
-        </w:rPr>
-      </w:pPr>
-      <w:r>
-        <w:rPr>
-          <w:rFonts w:ascii="Times New Roman" w:eastAsia="Times New Roman" w:hAnsi="Times New Roman" w:cs="Times New Roman"/>
-          <w:b/>
-        </w:rPr>
-        <w:t>Up to three letters of endorsement by those familiar with or clients of the project/program for this nomination should be attached to the nomination packet.</w:t>
-      </w:r>
-    </w:p>
-    <w:p>
-      <w:pPr>
-        <w:spacing w:after="0" w:line="240" w:lineRule="auto"/>
-        <w:rPr>
-          <w:rFonts w:ascii="Times New Roman" w:eastAsia="Times New Roman" w:hAnsi="Times New Roman" w:cs="Times New Roman"/>
-          <w:b/>
-        </w:rPr>
-      </w:pPr>
-    </w:p>
-    <w:p>
-      <w:pPr>
-        <w:spacing w:after="0" w:line="240" w:lineRule="auto"/>
-        <w:rPr>
-          <w:rFonts w:ascii="Times New Roman" w:eastAsia="Times New Roman" w:hAnsi="Times New Roman" w:cs="Times New Roman"/>
-          <w:b/>
-        </w:rPr>
-      </w:pPr>
-      <w:r>
-        <w:rPr>
-          <w:rFonts w:ascii="Times New Roman" w:eastAsia="Times New Roman" w:hAnsi="Times New Roman" w:cs="Times New Roman"/>
-          <w:b/>
-        </w:rPr>
-        <w:t>Please document these aspects of the nomination as appropriate:</w:t>
-      </w:r>
-    </w:p>
-    <w:p>
-      <w:pPr>
-        <w:spacing w:after="0" w:line="240" w:lineRule="auto"/>
-        <w:rPr>
-          <w:rFonts w:ascii="Times New Roman" w:eastAsia="Times New Roman" w:hAnsi="Times New Roman" w:cs="Times New Roman"/>
-          <w:b/>
-        </w:rPr>
-      </w:pPr>
-    </w:p>
-    <w:p>
-      <w:pPr>
-        <w:spacing w:after="0" w:line="240" w:lineRule="auto"/>
+          <w:rFonts w:ascii="Times New Roman" w:hAnsi="Times New Roman" w:eastAsia="Times New Roman" w:cs="Times New Roman"/>
+          <w:i/>
+          <w:i/>
+        </w:rPr>
+      </w:pPr>
+      <w:r>
+        <w:rPr>
+          <w:rFonts w:eastAsia="Times New Roman" w:cs="Times New Roman" w:ascii="Times New Roman" w:hAnsi="Times New Roman"/>
+          <w:i/>
+        </w:rPr>
+      </w:r>
+    </w:p>
+    <w:p>
+      <w:pPr>
+        <w:pStyle w:val="Normal"/>
+        <w:spacing w:lineRule="auto" w:line="240" w:before="0" w:after="0"/>
         <w:jc w:val="both"/>
         <w:rPr>
-          <w:rFonts w:ascii="Times New Roman" w:eastAsia="Times New Roman" w:hAnsi="Times New Roman" w:cs="Times New Roman"/>
-        </w:rPr>
-      </w:pPr>
-      <w:r>
-        <w:rPr>
-          <w:rFonts w:ascii="Times New Roman" w:eastAsia="Times New Roman" w:hAnsi="Times New Roman" w:cs="Times New Roman"/>
-        </w:rPr>
-        <w:t>How does the work provide innovative training and education materials for computational science, data-enabled, or HPC education?</w:t>
-      </w:r>
-    </w:p>
-    <w:p>
-      <w:pPr>
-        <w:spacing w:after="0" w:line="240" w:lineRule="auto"/>
+          <w:rFonts w:ascii="Times New Roman" w:hAnsi="Times New Roman"/>
+        </w:rPr>
+      </w:pPr>
+      <w:r>
+        <w:rPr>
+          <w:rFonts w:eastAsia="Times New Roman" w:cs="Times New Roman" w:ascii="Times New Roman" w:hAnsi="Times New Roman"/>
+        </w:rPr>
+        <w:t xml:space="preserve">2) </w:t>
+      </w:r>
+      <w:r>
+        <w:rPr>
+          <w:rFonts w:eastAsia="Times New Roman" w:cs="Times New Roman" w:ascii="Times New Roman" w:hAnsi="Times New Roman"/>
+        </w:rPr>
+        <w:t xml:space="preserve">Describe any available metrics of the impacts of the project </w:t>
+      </w:r>
+      <w:r>
+        <w:rPr>
+          <w:rFonts w:eastAsia="Times New Roman" w:cs="Times New Roman" w:ascii="Times New Roman" w:hAnsi="Times New Roman"/>
+        </w:rPr>
+        <w:t xml:space="preserve">or the </w:t>
+      </w:r>
+      <w:r>
+        <w:rPr>
+          <w:rFonts w:eastAsia="Times New Roman" w:cs="Times New Roman" w:ascii="Times New Roman" w:hAnsi="Times New Roman"/>
+        </w:rPr>
+        <w:t>program success.</w:t>
+      </w:r>
+    </w:p>
+    <w:p>
+      <w:pPr>
+        <w:pStyle w:val="Normal"/>
+        <w:spacing w:lineRule="auto" w:line="240" w:before="0" w:after="0"/>
         <w:jc w:val="both"/>
         <w:rPr>
-          <w:rFonts w:ascii="Times New Roman" w:eastAsia="Times New Roman" w:hAnsi="Times New Roman" w:cs="Times New Roman"/>
-          <w:i/>
-        </w:rPr>
-      </w:pPr>
-    </w:p>
-    <w:p>
-      <w:pPr>
-        <w:spacing w:after="0" w:line="240" w:lineRule="auto"/>
+          <w:rFonts w:ascii="Times New Roman" w:hAnsi="Times New Roman" w:eastAsia="Times New Roman" w:cs="Times New Roman"/>
+          <w:i/>
+          <w:i/>
+        </w:rPr>
+      </w:pPr>
+      <w:r>
+        <w:rPr>
+          <w:rFonts w:eastAsia="Times New Roman" w:cs="Times New Roman" w:ascii="Times New Roman" w:hAnsi="Times New Roman"/>
+          <w:i/>
+        </w:rPr>
+      </w:r>
+    </w:p>
+    <w:p>
+      <w:pPr>
+        <w:pStyle w:val="Normal"/>
+        <w:spacing w:lineRule="auto" w:line="240" w:before="0" w:after="0"/>
         <w:jc w:val="both"/>
         <w:rPr>
-          <w:rFonts w:ascii="Times New Roman" w:eastAsia="Times New Roman" w:hAnsi="Times New Roman" w:cs="Times New Roman"/>
-          <w:i/>
-        </w:rPr>
-      </w:pPr>
-    </w:p>
-    <w:p>
-      <w:pPr>
-        <w:spacing w:after="0" w:line="240" w:lineRule="auto"/>
-        <w:jc w:val="both"/>
-        <w:rPr>
-          <w:rFonts w:ascii="Times New Roman" w:eastAsia="Times New Roman" w:hAnsi="Times New Roman" w:cs="Times New Roman"/>
-        </w:rPr>
-      </w:pPr>
-      <w:r>
-        <w:rPr>
-          <w:rFonts w:ascii="Times New Roman" w:eastAsia="Times New Roman" w:hAnsi="Times New Roman" w:cs="Times New Roman"/>
-        </w:rPr>
-        <w:t xml:space="preserve">Describe any available metrics of the impacts of the project/program </w:t>
-      </w:r>
-      <w:proofErr w:type="gramStart"/>
-      <w:r>
-        <w:rPr>
-          <w:rFonts w:ascii="Times New Roman" w:eastAsia="Times New Roman" w:hAnsi="Times New Roman" w:cs="Times New Roman"/>
-        </w:rPr>
-        <w:t>success</w:t>
-      </w:r>
-      <w:proofErr w:type="gramEnd"/>
-    </w:p>
-    <w:p>
-      <w:pPr>
-        <w:spacing w:after="0" w:line="240" w:lineRule="auto"/>
-        <w:jc w:val="both"/>
-        <w:rPr>
-          <w:rFonts w:ascii="Times New Roman" w:eastAsia="Times New Roman" w:hAnsi="Times New Roman" w:cs="Times New Roman"/>
-          <w:i/>
-        </w:rPr>
-      </w:pPr>
-    </w:p>
-    <w:p>
-      <w:pPr>
-        <w:spacing w:after="0" w:line="240" w:lineRule="auto"/>
-        <w:jc w:val="both"/>
-        <w:rPr>
-          <w:rFonts w:ascii="Times New Roman" w:eastAsia="Times New Roman" w:hAnsi="Times New Roman" w:cs="Times New Roman"/>
-          <w:i/>
-        </w:rPr>
-      </w:pPr>
-    </w:p>
-    <w:p>
-      <w:pPr>
-        <w:spacing w:after="0" w:line="240" w:lineRule="auto"/>
-        <w:jc w:val="both"/>
-        <w:rPr>
-          <w:rFonts w:ascii="Times New Roman" w:eastAsia="Times New Roman" w:hAnsi="Times New Roman" w:cs="Times New Roman"/>
-        </w:rPr>
-      </w:pPr>
-      <w:r>
-        <w:rPr>
-          <w:rFonts w:ascii="Times New Roman" w:eastAsia="Times New Roman" w:hAnsi="Times New Roman" w:cs="Times New Roman"/>
+          <w:rFonts w:ascii="Times New Roman" w:hAnsi="Times New Roman" w:eastAsia="Times New Roman" w:cs="Times New Roman"/>
+          <w:i/>
+          <w:i/>
+        </w:rPr>
+      </w:pPr>
+      <w:r>
+        <w:rPr>
+          <w:rFonts w:eastAsia="Times New Roman" w:cs="Times New Roman" w:ascii="Times New Roman" w:hAnsi="Times New Roman"/>
+          <w:i/>
+        </w:rPr>
+      </w:r>
+    </w:p>
+    <w:p>
+      <w:pPr>
+        <w:pStyle w:val="Normal"/>
+        <w:spacing w:lineRule="auto" w:line="240" w:before="0" w:after="0"/>
+        <w:jc w:val="left"/>
+        <w:rPr>
+          <w:rFonts w:ascii="Times New Roman" w:hAnsi="Times New Roman"/>
+        </w:rPr>
+      </w:pPr>
+      <w:r>
+        <w:rPr>
+          <w:rFonts w:eastAsia="Times New Roman" w:cs="Times New Roman" w:ascii="Times New Roman" w:hAnsi="Times New Roman"/>
+        </w:rPr>
+        <w:t xml:space="preserve">3) </w:t>
+      </w:r>
+      <w:r>
+        <w:rPr>
+          <w:rFonts w:eastAsia="Times New Roman" w:cs="Times New Roman" w:ascii="Times New Roman" w:hAnsi="Times New Roman"/>
         </w:rPr>
         <w:t>How has the program enhanced the ability to engage, serve, and retain a diverse community of participants?</w:t>
       </w:r>
     </w:p>
     <w:p>
       <w:pPr>
-        <w:spacing w:after="0" w:line="240" w:lineRule="auto"/>
-        <w:rPr>
-          <w:i/>
-        </w:rPr>
-      </w:pPr>
-    </w:p>
-    <w:p>
-      <w:pPr>
-        <w:spacing w:after="0" w:line="240" w:lineRule="auto"/>
-      </w:pPr>
-    </w:p>
-    <w:p>
-      <w:pPr>
-        <w:spacing w:after="0" w:line="240" w:lineRule="auto"/>
-      </w:pPr>
-      <w:r>
-        <w:t xml:space="preserve">Describe the extent to which </w:t>
-      </w:r>
-      <w:proofErr w:type="gramStart"/>
-      <w:r>
-        <w:t>the  work</w:t>
-      </w:r>
-      <w:proofErr w:type="gramEnd"/>
-      <w:r>
-        <w:t xml:space="preserve"> has received widespread adoption of their approach and/or materials by and/or participation other groups/organizations.</w:t>
-      </w:r>
-    </w:p>
-    <w:p>
-      <w:pPr>
-        <w:spacing w:after="0" w:line="240" w:lineRule="auto"/>
-        <w:rPr>
-          <w:i/>
-        </w:rPr>
-      </w:pPr>
-    </w:p>
-    <w:p>
-      <w:pPr>
-        <w:spacing w:after="0" w:line="240" w:lineRule="auto"/>
-        <w:rPr>
-          <w:i/>
-        </w:rPr>
-      </w:pPr>
-    </w:p>
-    <w:p>
-      <w:pPr>
-        <w:spacing w:after="0" w:line="240" w:lineRule="auto"/>
-      </w:pPr>
-      <w:r>
-        <w:t xml:space="preserve">Presentations and Publications associated with the </w:t>
-      </w:r>
-      <w:proofErr w:type="gramStart"/>
-      <w:r>
-        <w:t>program</w:t>
-      </w:r>
-      <w:proofErr w:type="gramEnd"/>
-    </w:p>
-    <w:p>
-      <w:pPr>
-        <w:spacing w:after="0" w:line="240" w:lineRule="auto"/>
-        <w:rPr>
-          <w:i/>
-        </w:rPr>
-      </w:pPr>
-      <w:r>
-        <w:rPr>
-          <w:i/>
-        </w:rPr>
-        <w:t xml:space="preserve">Provide a list of project presentations and publications if </w:t>
-      </w:r>
-      <w:proofErr w:type="gramStart"/>
-      <w:r>
-        <w:rPr>
-          <w:i/>
-        </w:rPr>
-        <w:t>any</w:t>
-      </w:r>
-      <w:proofErr w:type="gramEnd"/>
-    </w:p>
-    <w:p>
-      <w:pPr>
-        <w:spacing w:after="0" w:line="240" w:lineRule="auto"/>
-        <w:rPr>
-          <w:i/>
-        </w:rPr>
-      </w:pPr>
-    </w:p>
-    <w:p>
-      <w:pPr>
-        <w:spacing w:after="0" w:line="240" w:lineRule="auto"/>
-        <w:rPr>
-          <w:i/>
-        </w:rPr>
-      </w:pPr>
-    </w:p>
-    <w:p>
-      <w:pPr>
-        <w:spacing w:after="0" w:line="240" w:lineRule="auto"/>
-        <w:rPr>
-          <w:rFonts w:ascii="Times New Roman" w:eastAsia="Times New Roman" w:hAnsi="Times New Roman" w:cs="Times New Roman"/>
-          <w:b/>
-        </w:rPr>
-      </w:pPr>
-    </w:p>
-    <w:p/>
+        <w:pStyle w:val="Normal"/>
+        <w:spacing w:lineRule="auto" w:line="240" w:before="0" w:after="0"/>
+        <w:rPr>
+          <w:rFonts w:ascii="Times New Roman" w:hAnsi="Times New Roman"/>
+          <w:i/>
+          <w:i/>
+        </w:rPr>
+      </w:pPr>
+      <w:r>
+        <w:rPr>
+          <w:rFonts w:ascii="Times New Roman" w:hAnsi="Times New Roman"/>
+          <w:i/>
+        </w:rPr>
+      </w:r>
+    </w:p>
+    <w:p>
+      <w:pPr>
+        <w:pStyle w:val="Normal"/>
+        <w:spacing w:lineRule="auto" w:line="240" w:before="0" w:after="0"/>
+        <w:rPr>
+          <w:rFonts w:ascii="Times New Roman" w:hAnsi="Times New Roman"/>
+        </w:rPr>
+      </w:pPr>
+      <w:r>
+        <w:rPr>
+          <w:rFonts w:ascii="Times New Roman" w:hAnsi="Times New Roman"/>
+        </w:rPr>
+      </w:r>
+    </w:p>
+    <w:p>
+      <w:pPr>
+        <w:pStyle w:val="Normal"/>
+        <w:spacing w:lineRule="auto" w:line="240" w:before="0" w:after="0"/>
+        <w:rPr>
+          <w:rFonts w:ascii="Times New Roman" w:hAnsi="Times New Roman"/>
+        </w:rPr>
+      </w:pPr>
+      <w:r>
+        <w:rPr>
+          <w:rFonts w:ascii="Times New Roman" w:hAnsi="Times New Roman"/>
+        </w:rPr>
+        <w:t xml:space="preserve">4) </w:t>
+      </w:r>
+      <w:r>
+        <w:rPr>
+          <w:rFonts w:ascii="Times New Roman" w:hAnsi="Times New Roman"/>
+        </w:rPr>
+        <w:t>Describe the extent to which the work has received widespread adoption of their approach and/or materials by and/or participation other groups/organizations.</w:t>
+      </w:r>
+    </w:p>
+    <w:p>
+      <w:pPr>
+        <w:pStyle w:val="Normal"/>
+        <w:spacing w:lineRule="auto" w:line="240" w:before="0" w:after="0"/>
+        <w:rPr>
+          <w:rFonts w:ascii="Times New Roman" w:hAnsi="Times New Roman"/>
+          <w:i/>
+          <w:i/>
+        </w:rPr>
+      </w:pPr>
+      <w:r>
+        <w:rPr>
+          <w:rFonts w:ascii="Times New Roman" w:hAnsi="Times New Roman"/>
+          <w:i/>
+        </w:rPr>
+      </w:r>
+    </w:p>
+    <w:p>
+      <w:pPr>
+        <w:pStyle w:val="Normal"/>
+        <w:spacing w:lineRule="auto" w:line="240" w:before="0" w:after="0"/>
+        <w:rPr>
+          <w:rFonts w:ascii="Times New Roman" w:hAnsi="Times New Roman"/>
+          <w:i/>
+          <w:i/>
+        </w:rPr>
+      </w:pPr>
+      <w:r>
+        <w:rPr>
+          <w:rFonts w:ascii="Times New Roman" w:hAnsi="Times New Roman"/>
+          <w:i/>
+        </w:rPr>
+      </w:r>
+    </w:p>
+    <w:p>
+      <w:pPr>
+        <w:pStyle w:val="Normal"/>
+        <w:spacing w:lineRule="auto" w:line="240" w:before="0" w:after="0"/>
+        <w:rPr>
+          <w:rFonts w:ascii="Times New Roman" w:hAnsi="Times New Roman"/>
+        </w:rPr>
+      </w:pPr>
+      <w:r>
+        <w:rPr>
+          <w:rFonts w:ascii="Times New Roman" w:hAnsi="Times New Roman"/>
+        </w:rPr>
+        <w:t>5) Provide a list of p</w:t>
+      </w:r>
+      <w:r>
+        <w:rPr>
+          <w:rFonts w:ascii="Times New Roman" w:hAnsi="Times New Roman"/>
+        </w:rPr>
+        <w:t xml:space="preserve">resentations and </w:t>
+      </w:r>
+      <w:r>
+        <w:rPr>
+          <w:rFonts w:ascii="Times New Roman" w:hAnsi="Times New Roman"/>
+        </w:rPr>
+        <w:t>p</w:t>
+      </w:r>
+      <w:r>
+        <w:rPr>
+          <w:rFonts w:ascii="Times New Roman" w:hAnsi="Times New Roman"/>
+        </w:rPr>
+        <w:t xml:space="preserve">ublications associated with the program, </w:t>
+      </w:r>
+      <w:r>
+        <w:rPr>
+          <w:rFonts w:ascii="Times New Roman" w:hAnsi="Times New Roman"/>
+        </w:rPr>
+        <w:t>if any.</w:t>
+      </w:r>
+    </w:p>
+    <w:p>
+      <w:pPr>
+        <w:pStyle w:val="Normal"/>
+        <w:spacing w:lineRule="auto" w:line="240" w:before="0" w:after="0"/>
+        <w:rPr>
+          <w:i/>
+          <w:i/>
+        </w:rPr>
+      </w:pPr>
+      <w:r>
+        <w:rPr>
+          <w:rFonts w:ascii="Times New Roman" w:hAnsi="Times New Roman"/>
+          <w:i/>
+        </w:rPr>
+      </w:r>
+    </w:p>
+    <w:p>
+      <w:pPr>
+        <w:pStyle w:val="Normal"/>
+        <w:spacing w:lineRule="auto" w:line="240" w:before="0" w:after="0"/>
+        <w:rPr>
+          <w:i/>
+          <w:i/>
+        </w:rPr>
+      </w:pPr>
+      <w:r>
+        <w:rPr>
+          <w:i/>
+        </w:rPr>
+      </w:r>
+    </w:p>
+    <w:p>
+      <w:pPr>
+        <w:pStyle w:val="Normal"/>
+        <w:spacing w:lineRule="auto" w:line="240" w:before="0" w:after="0"/>
+        <w:rPr>
+          <w:rFonts w:ascii="Times New Roman" w:hAnsi="Times New Roman" w:eastAsia="Times New Roman" w:cs="Times New Roman"/>
+          <w:b/>
+          <w:b/>
+        </w:rPr>
+      </w:pPr>
+      <w:r>
+        <w:rPr>
+          <w:rFonts w:eastAsia="Times New Roman" w:cs="Times New Roman" w:ascii="Times New Roman" w:hAnsi="Times New Roman"/>
+          <w:b/>
+        </w:rPr>
+      </w:r>
+    </w:p>
+    <w:p>
+      <w:pPr>
+        <w:pStyle w:val="Normal"/>
+        <w:widowControl/>
+        <w:bidi w:val="0"/>
+        <w:spacing w:lineRule="auto" w:line="259" w:before="0" w:after="160"/>
+        <w:jc w:val="left"/>
+        <w:rPr/>
+      </w:pPr>
+      <w:r>
+        <w:rPr/>
+      </w:r>
+    </w:p>
     <w:sectPr>
+      <w:type w:val="nextPage"/>
       <w:pgSz w:w="12240" w:h="15840"/>
-      <w:pgMar w:top="1440" w:right="1440" w:bottom="1440" w:left="1440" w:header="720" w:footer="720" w:gutter="0"/>
-      <w:pgNumType w:start="1"/>
-      <w:cols w:space="720"/>
+      <w:pgMar w:left="1440" w:right="1440" w:gutter="0" w:header="0" w:top="1440" w:footer="0" w:bottom="1440"/>
+      <w:pgNumType w:start="1" w:fmt="decimal"/>
+      <w:formProt w:val="false"/>
+      <w:textDirection w:val="lrTb"/>
+      <w:docGrid w:type="default" w:linePitch="100" w:charSpace="4096"/>
     </w:sectPr>
   </w:body>
 </w:document>
 </file>
 
-<file path=word/endnotes.xml><?xml version="1.0" encoding="utf-8"?>
-<w:endnotes xmlns:wpc="http://schemas.microsoft.com/office/word/2010/wordprocessingCanvas" xmlns:cx="http://schemas.microsoft.com/office/drawing/2014/chartex" xmlns:cx1="http://schemas.microsoft.com/office/drawing/2015/9/8/chartex" xmlns:cx2="http://schemas.microsoft.com/office/drawing/2015/10/21/chartex" xmlns:cx3="http://schemas.microsoft.com/office/drawing/2016/5/9/chartex" xmlns:cx4="http://schemas.microsoft.com/office/drawing/2016/5/10/chartex" xmlns:cx5="http://schemas.microsoft.com/office/drawing/2016/5/11/chartex" xmlns:cx6="http://schemas.microsoft.com/office/drawing/2016/5/12/chartex" xmlns:cx7="http://schemas.microsoft.com/office/drawing/2016/5/13/chartex" xmlns:cx8="http://schemas.microsoft.com/office/drawing/2016/5/14/chartex" xmlns:mc="http://schemas.openxmlformats.org/markup-compatibility/2006" xmlns:aink="http://schemas.microsoft.com/office/drawing/2016/ink" xmlns:am3d="http://schemas.microsoft.com/office/drawing/2017/model3d" xmlns:o="urn:schemas-microsoft-com:office:office" xmlns:oel="http://schemas.microsoft.com/office/2019/extlst" xmlns:r="http://schemas.openxmlformats.org/officeDocument/2006/relationships" xmlns:m="http://schemas.openxmlformats.org/officeDocument/2006/math" xmlns:v="urn:schemas-microsoft-com:vml" xmlns:wp14="http://schemas.microsoft.com/office/word/2010/wordprocessingDrawing" xmlns:wp="http://schemas.openxmlformats.org/drawingml/2006/wordprocessingDrawing" xmlns:w10="urn:schemas-microsoft-com:office:word" xmlns:w="http://schemas.openxmlformats.org/wordprocessingml/2006/main" xmlns:w14="http://schemas.microsoft.com/office/word/2010/wordml" xmlns:w15="http://schemas.microsoft.com/office/word/2012/wordml" xmlns:w16cex="http://schemas.microsoft.com/office/word/2018/wordml/cex" xmlns:w16cid="http://schemas.microsoft.com/office/word/2016/wordml/cid" xmlns:w16="http://schemas.microsoft.com/office/word/2018/wordml" xmlns:w16du="http://schemas.microsoft.com/office/word/2023/wordml/word16du" xmlns:w16sdtdh="http://schemas.microsoft.com/office/word/2020/wordml/sdtdatahash" xmlns:w16se="http://schemas.microsoft.com/office/word/2015/wordml/symex" xmlns:wpg="http://schemas.microsoft.com/office/word/2010/wordprocessingGroup" xmlns:wpi="http://schemas.microsoft.com/office/word/2010/wordprocessingInk" xmlns:wne="http://schemas.microsoft.com/office/word/2006/wordml" xmlns:wps="http://schemas.microsoft.com/office/word/2010/wordprocessingShape" mc:Ignorable="w14 w15 w16se w16cid w16 w16cex w16sdtdh w16du wp14">
-  <w:endnote w:type="separator" w:id="-1">
-    <w:p>
-      <w:pPr>
-        <w:spacing w:after="0" w:line="240" w:lineRule="auto"/>
-      </w:pPr>
-      <w:r>
-        <w:separator/>
-      </w:r>
-    </w:p>
-  </w:endnote>
-  <w:endnote w:type="continuationSeparator" w:id="0">
-    <w:p>
-      <w:pPr>
-        <w:spacing w:after="0" w:line="240" w:lineRule="auto"/>
-      </w:pPr>
-      <w:r>
-        <w:continuationSeparator/>
-      </w:r>
-    </w:p>
-  </w:endnote>
-</w:endnotes>
-</file>
-
-<file path=word/footnotes.xml><?xml version="1.0" encoding="utf-8"?>
-<w:footnotes xmlns:wpc="http://schemas.microsoft.com/office/word/2010/wordprocessingCanvas" xmlns:cx="http://schemas.microsoft.com/office/drawing/2014/chartex" xmlns:cx1="http://schemas.microsoft.com/office/drawing/2015/9/8/chartex" xmlns:cx2="http://schemas.microsoft.com/office/drawing/2015/10/21/chartex" xmlns:cx3="http://schemas.microsoft.com/office/drawing/2016/5/9/chartex" xmlns:cx4="http://schemas.microsoft.com/office/drawing/2016/5/10/chartex" xmlns:cx5="http://schemas.microsoft.com/office/drawing/2016/5/11/chartex" xmlns:cx6="http://schemas.microsoft.com/office/drawing/2016/5/12/chartex" xmlns:cx7="http://schemas.microsoft.com/office/drawing/2016/5/13/chartex" xmlns:cx8="http://schemas.microsoft.com/office/drawing/2016/5/14/chartex" xmlns:mc="http://schemas.openxmlformats.org/markup-compatibility/2006" xmlns:aink="http://schemas.microsoft.com/office/drawing/2016/ink" xmlns:am3d="http://schemas.microsoft.com/office/drawing/2017/model3d" xmlns:o="urn:schemas-microsoft-com:office:office" xmlns:oel="http://schemas.microsoft.com/office/2019/extlst" xmlns:r="http://schemas.openxmlformats.org/officeDocument/2006/relationships" xmlns:m="http://schemas.openxmlformats.org/officeDocument/2006/math" xmlns:v="urn:schemas-microsoft-com:vml" xmlns:wp14="http://schemas.microsoft.com/office/word/2010/wordprocessingDrawing" xmlns:wp="http://schemas.openxmlformats.org/drawingml/2006/wordprocessingDrawing" xmlns:w10="urn:schemas-microsoft-com:office:word" xmlns:w="http://schemas.openxmlformats.org/wordprocessingml/2006/main" xmlns:w14="http://schemas.microsoft.com/office/word/2010/wordml" xmlns:w15="http://schemas.microsoft.com/office/word/2012/wordml" xmlns:w16cex="http://schemas.microsoft.com/office/word/2018/wordml/cex" xmlns:w16cid="http://schemas.microsoft.com/office/word/2016/wordml/cid" xmlns:w16="http://schemas.microsoft.com/office/word/2018/wordml" xmlns:w16du="http://schemas.microsoft.com/office/word/2023/wordml/word16du" xmlns:w16sdtdh="http://schemas.microsoft.com/office/word/2020/wordml/sdtdatahash" xmlns:w16se="http://schemas.microsoft.com/office/word/2015/wordml/symex" xmlns:wpg="http://schemas.microsoft.com/office/word/2010/wordprocessingGroup" xmlns:wpi="http://schemas.microsoft.com/office/word/2010/wordprocessingInk" xmlns:wne="http://schemas.microsoft.com/office/word/2006/wordml" xmlns:wps="http://schemas.microsoft.com/office/word/2010/wordprocessingShape" mc:Ignorable="w14 w15 w16se w16cid w16 w16cex w16sdtdh w16du wp14">
-  <w:footnote w:type="separator" w:id="-1">
-    <w:p>
-      <w:pPr>
-        <w:spacing w:after="0" w:line="240" w:lineRule="auto"/>
-      </w:pPr>
-      <w:r>
-        <w:separator/>
-      </w:r>
-    </w:p>
-  </w:footnote>
-  <w:footnote w:type="continuationSeparator" w:id="0">
-    <w:p>
-      <w:pPr>
-        <w:spacing w:after="0" w:line="240" w:lineRule="auto"/>
-      </w:pPr>
-      <w:r>
-        <w:continuationSeparator/>
-      </w:r>
-    </w:p>
-  </w:footnote>
-</w:footnotes>
-</file>
-
 <file path=word/styles.xml><?xml version="1.0" encoding="utf-8"?>
-<w:styles xmlns:mc="http://schemas.openxmlformats.org/markup-compatibility/2006" xmlns:r="http://schemas.openxmlformats.org/officeDocument/2006/relationships" xmlns:w="http://schemas.openxmlformats.org/wordprocessingml/2006/main" xmlns:w14="http://schemas.microsoft.com/office/word/2010/wordml" xmlns:w15="http://schemas.microsoft.com/office/word/2012/wordml" xmlns:w16cex="http://schemas.microsoft.com/office/word/2018/wordml/cex" xmlns:w16cid="http://schemas.microsoft.com/office/word/2016/wordml/cid" xmlns:w16="http://schemas.microsoft.com/office/word/2018/wordml" xmlns:w16du="http://schemas.microsoft.com/office/word/2023/wordml/word16du" xmlns:w16sdtdh="http://schemas.microsoft.com/office/word/2020/wordml/sdtdatahash" xmlns:w16se="http://schemas.microsoft.com/office/word/2015/wordml/symex" mc:Ignorable="w14 w15 w16se w16cid w16 w16cex w16sdtdh w16du">
+<w:styles xmlns:w="http://schemas.openxmlformats.org/wordprocessingml/2006/main" xmlns:w14="http://schemas.microsoft.com/office/word/2010/wordml" xmlns:mc="http://schemas.openxmlformats.org/markup-compatibility/2006" mc:Ignorable="w14">
   <w:docDefaults>
     <w:rPrDefault>
       <w:rPr>
-        <w:rFonts w:ascii="Calibri" w:eastAsia="Calibri" w:hAnsi="Calibri" w:cs="Calibri"/>
+        <w:rFonts w:ascii="Calibri" w:hAnsi="Calibri" w:eastAsia="Calibri" w:cs="Calibri"/>
         <w:sz w:val="22"/>
         <w:szCs w:val="22"/>
         <w:lang w:val="en-US" w:eastAsia="en-US" w:bidi="ar-SA"/>
@@ -676,21 +913,21 @@
     </w:rPrDefault>
     <w:pPrDefault>
       <w:pPr>
-        <w:spacing w:after="160" w:line="259" w:lineRule="auto"/>
+        <w:suppressAutoHyphens w:val="true"/>
       </w:pPr>
     </w:pPrDefault>
   </w:docDefaults>
   <w:latentStyles w:defLockedState="0" w:defUIPriority="99" w:defSemiHidden="0" w:defUnhideWhenUsed="0" w:defQFormat="0" w:count="376">
     <w:lsdException w:name="Normal" w:uiPriority="0" w:qFormat="1"/>
     <w:lsdException w:name="heading 1" w:uiPriority="9" w:qFormat="1"/>
-    <w:lsdException w:name="heading 2" w:semiHidden="1" w:uiPriority="9" w:unhideWhenUsed="1" w:qFormat="1"/>
-    <w:lsdException w:name="heading 3" w:semiHidden="1" w:uiPriority="9" w:unhideWhenUsed="1" w:qFormat="1"/>
-    <w:lsdException w:name="heading 4" w:semiHidden="1" w:uiPriority="9" w:unhideWhenUsed="1" w:qFormat="1"/>
-    <w:lsdException w:name="heading 5" w:semiHidden="1" w:uiPriority="9" w:unhideWhenUsed="1" w:qFormat="1"/>
-    <w:lsdException w:name="heading 6" w:semiHidden="1" w:uiPriority="9" w:unhideWhenUsed="1" w:qFormat="1"/>
-    <w:lsdException w:name="heading 7" w:semiHidden="1" w:uiPriority="9" w:unhideWhenUsed="1" w:qFormat="1"/>
-    <w:lsdException w:name="heading 8" w:semiHidden="1" w:uiPriority="9" w:unhideWhenUsed="1" w:qFormat="1"/>
-    <w:lsdException w:name="heading 9" w:semiHidden="1" w:uiPriority="9" w:unhideWhenUsed="1" w:qFormat="1"/>
+    <w:lsdException w:name="heading 2" w:uiPriority="9" w:semiHidden="1" w:unhideWhenUsed="1" w:qFormat="1"/>
+    <w:lsdException w:name="heading 3" w:uiPriority="9" w:semiHidden="1" w:unhideWhenUsed="1" w:qFormat="1"/>
+    <w:lsdException w:name="heading 4" w:uiPriority="9" w:semiHidden="1" w:unhideWhenUsed="1" w:qFormat="1"/>
+    <w:lsdException w:name="heading 5" w:uiPriority="9" w:semiHidden="1" w:unhideWhenUsed="1" w:qFormat="1"/>
+    <w:lsdException w:name="heading 6" w:uiPriority="9" w:semiHidden="1" w:unhideWhenUsed="1" w:qFormat="1"/>
+    <w:lsdException w:name="heading 7" w:uiPriority="9" w:semiHidden="1" w:unhideWhenUsed="1" w:qFormat="1"/>
+    <w:lsdException w:name="heading 8" w:uiPriority="9" w:semiHidden="1" w:unhideWhenUsed="1" w:qFormat="1"/>
+    <w:lsdException w:name="heading 9" w:uiPriority="9" w:semiHidden="1" w:unhideWhenUsed="1" w:qFormat="1"/>
     <w:lsdException w:name="index 1" w:semiHidden="1" w:unhideWhenUsed="1"/>
     <w:lsdException w:name="index 2" w:semiHidden="1" w:unhideWhenUsed="1"/>
     <w:lsdException w:name="index 3" w:semiHidden="1" w:unhideWhenUsed="1"/>
@@ -700,22 +937,22 @@
     <w:lsdException w:name="index 7" w:semiHidden="1" w:unhideWhenUsed="1"/>
     <w:lsdException w:name="index 8" w:semiHidden="1" w:unhideWhenUsed="1"/>
     <w:lsdException w:name="index 9" w:semiHidden="1" w:unhideWhenUsed="1"/>
-    <w:lsdException w:name="toc 1" w:semiHidden="1" w:uiPriority="39" w:unhideWhenUsed="1"/>
-    <w:lsdException w:name="toc 2" w:semiHidden="1" w:uiPriority="39" w:unhideWhenUsed="1"/>
-    <w:lsdException w:name="toc 3" w:semiHidden="1" w:uiPriority="39" w:unhideWhenUsed="1"/>
-    <w:lsdException w:name="toc 4" w:semiHidden="1" w:uiPriority="39" w:unhideWhenUsed="1"/>
-    <w:lsdException w:name="toc 5" w:semiHidden="1" w:uiPriority="39" w:unhideWhenUsed="1"/>
-    <w:lsdException w:name="toc 6" w:semiHidden="1" w:uiPriority="39" w:unhideWhenUsed="1"/>
-    <w:lsdException w:name="toc 7" w:semiHidden="1" w:uiPriority="39" w:unhideWhenUsed="1"/>
-    <w:lsdException w:name="toc 8" w:semiHidden="1" w:uiPriority="39" w:unhideWhenUsed="1"/>
-    <w:lsdException w:name="toc 9" w:semiHidden="1" w:uiPriority="39" w:unhideWhenUsed="1"/>
+    <w:lsdException w:name="toc 1" w:uiPriority="39" w:semiHidden="1" w:unhideWhenUsed="1"/>
+    <w:lsdException w:name="toc 2" w:uiPriority="39" w:semiHidden="1" w:unhideWhenUsed="1"/>
+    <w:lsdException w:name="toc 3" w:uiPriority="39" w:semiHidden="1" w:unhideWhenUsed="1"/>
+    <w:lsdException w:name="toc 4" w:uiPriority="39" w:semiHidden="1" w:unhideWhenUsed="1"/>
+    <w:lsdException w:name="toc 5" w:uiPriority="39" w:semiHidden="1" w:unhideWhenUsed="1"/>
+    <w:lsdException w:name="toc 6" w:uiPriority="39" w:semiHidden="1" w:unhideWhenUsed="1"/>
+    <w:lsdException w:name="toc 7" w:uiPriority="39" w:semiHidden="1" w:unhideWhenUsed="1"/>
+    <w:lsdException w:name="toc 8" w:uiPriority="39" w:semiHidden="1" w:unhideWhenUsed="1"/>
+    <w:lsdException w:name="toc 9" w:uiPriority="39" w:semiHidden="1" w:unhideWhenUsed="1"/>
     <w:lsdException w:name="Normal Indent" w:semiHidden="1" w:unhideWhenUsed="1"/>
     <w:lsdException w:name="footnote text" w:semiHidden="1" w:unhideWhenUsed="1"/>
     <w:lsdException w:name="annotation text" w:semiHidden="1" w:unhideWhenUsed="1"/>
     <w:lsdException w:name="header" w:semiHidden="1" w:unhideWhenUsed="1"/>
     <w:lsdException w:name="footer" w:semiHidden="1" w:unhideWhenUsed="1"/>
     <w:lsdException w:name="index heading" w:semiHidden="1" w:unhideWhenUsed="1"/>
-    <w:lsdException w:name="caption" w:semiHidden="1" w:uiPriority="35" w:unhideWhenUsed="1" w:qFormat="1"/>
+    <w:lsdException w:name="caption" w:uiPriority="35" w:semiHidden="1" w:unhideWhenUsed="1" w:qFormat="1"/>
     <w:lsdException w:name="table of figures" w:semiHidden="1" w:unhideWhenUsed="1"/>
     <w:lsdException w:name="envelope address" w:semiHidden="1" w:unhideWhenUsed="1"/>
     <w:lsdException w:name="envelope return" w:semiHidden="1" w:unhideWhenUsed="1"/>
@@ -746,7 +983,7 @@
     <w:lsdException w:name="Title" w:uiPriority="10" w:qFormat="1"/>
     <w:lsdException w:name="Closing" w:semiHidden="1" w:unhideWhenUsed="1"/>
     <w:lsdException w:name="Signature" w:semiHidden="1" w:unhideWhenUsed="1"/>
-    <w:lsdException w:name="Default Paragraph Font" w:semiHidden="1" w:uiPriority="1" w:unhideWhenUsed="1"/>
+    <w:lsdException w:name="Default Paragraph Font" w:uiPriority="1" w:semiHidden="1" w:unhideWhenUsed="1"/>
     <w:lsdException w:name="Body Text" w:semiHidden="1" w:unhideWhenUsed="1"/>
     <w:lsdException w:name="Body Text Indent" w:semiHidden="1" w:unhideWhenUsed="1"/>
     <w:lsdException w:name="List Continue" w:semiHidden="1" w:unhideWhenUsed="1"/>
@@ -946,8 +1183,8 @@
     <w:lsdException w:name="Subtle Reference" w:uiPriority="31" w:qFormat="1"/>
     <w:lsdException w:name="Intense Reference" w:uiPriority="32" w:qFormat="1"/>
     <w:lsdException w:name="Book Title" w:uiPriority="33" w:qFormat="1"/>
-    <w:lsdException w:name="Bibliography" w:semiHidden="1" w:uiPriority="37" w:unhideWhenUsed="1"/>
-    <w:lsdException w:name="TOC Heading" w:semiHidden="1" w:uiPriority="39" w:unhideWhenUsed="1" w:qFormat="1"/>
+    <w:lsdException w:name="Bibliography" w:uiPriority="37" w:semiHidden="1" w:unhideWhenUsed="1"/>
+    <w:lsdException w:name="TOC Heading" w:uiPriority="39" w:semiHidden="1" w:unhideWhenUsed="1" w:qFormat="1"/>
     <w:lsdException w:name="Plain Table 1" w:uiPriority="41"/>
     <w:lsdException w:name="Plain Table 2" w:uiPriority="42"/>
     <w:lsdException w:name="Plain Table 3" w:uiPriority="43"/>
@@ -1058,29 +1295,43 @@
     <w:lsdException w:name="Unresolved Mention" w:semiHidden="1" w:unhideWhenUsed="1"/>
     <w:lsdException w:name="Smart Link" w:semiHidden="1" w:unhideWhenUsed="1"/>
   </w:latentStyles>
-  <w:style w:type="paragraph" w:default="1" w:styleId="Normal">
+  <w:style w:type="paragraph" w:styleId="Normal" w:default="1">
     <w:name w:val="Normal"/>
     <w:qFormat/>
+    <w:pPr>
+      <w:widowControl/>
+      <w:bidi w:val="0"/>
+      <w:spacing w:lineRule="auto" w:line="259" w:before="0" w:after="160"/>
+      <w:jc w:val="left"/>
+    </w:pPr>
+    <w:rPr>
+      <w:rFonts w:ascii="Calibri" w:hAnsi="Calibri" w:eastAsia="Calibri" w:cs="Calibri"/>
+      <w:color w:val="auto"/>
+      <w:kern w:val="0"/>
+      <w:sz w:val="22"/>
+      <w:szCs w:val="22"/>
+      <w:lang w:val="en-US" w:eastAsia="en-US" w:bidi="ar-SA"/>
+    </w:rPr>
   </w:style>
   <w:style w:type="paragraph" w:styleId="Heading1">
-    <w:name w:val="heading 1"/>
+    <w:name w:val="Heading 1"/>
     <w:basedOn w:val="Normal"/>
     <w:next w:val="Normal"/>
     <w:uiPriority w:val="9"/>
     <w:qFormat/>
     <w:pPr>
-      <w:spacing w:line="240" w:lineRule="auto"/>
+      <w:spacing w:lineRule="auto" w:line="240"/>
       <w:outlineLvl w:val="0"/>
     </w:pPr>
     <w:rPr>
-      <w:rFonts w:ascii="Times New Roman" w:eastAsia="Times New Roman" w:hAnsi="Times New Roman" w:cs="Times New Roman"/>
+      <w:rFonts w:ascii="Times New Roman" w:hAnsi="Times New Roman" w:eastAsia="Times New Roman" w:cs="Times New Roman"/>
       <w:b/>
       <w:sz w:val="48"/>
       <w:szCs w:val="48"/>
     </w:rPr>
   </w:style>
   <w:style w:type="paragraph" w:styleId="Heading2">
-    <w:name w:val="heading 2"/>
+    <w:name w:val="Heading 2"/>
     <w:basedOn w:val="Normal"/>
     <w:next w:val="Normal"/>
     <w:uiPriority w:val="9"/>
@@ -1088,7 +1339,7 @@
     <w:unhideWhenUsed/>
     <w:qFormat/>
     <w:pPr>
-      <w:keepNext/>
+      <w:keepNext w:val="true"/>
       <w:keepLines/>
       <w:spacing w:before="360" w:after="80"/>
       <w:outlineLvl w:val="1"/>
@@ -1100,7 +1351,7 @@
     </w:rPr>
   </w:style>
   <w:style w:type="paragraph" w:styleId="Heading3">
-    <w:name w:val="heading 3"/>
+    <w:name w:val="Heading 3"/>
     <w:basedOn w:val="Normal"/>
     <w:next w:val="Normal"/>
     <w:uiPriority w:val="9"/>
@@ -1108,7 +1359,7 @@
     <w:unhideWhenUsed/>
     <w:qFormat/>
     <w:pPr>
-      <w:keepNext/>
+      <w:keepNext w:val="true"/>
       <w:keepLines/>
       <w:spacing w:before="280" w:after="80"/>
       <w:outlineLvl w:val="2"/>
@@ -1120,7 +1371,7 @@
     </w:rPr>
   </w:style>
   <w:style w:type="paragraph" w:styleId="Heading4">
-    <w:name w:val="heading 4"/>
+    <w:name w:val="Heading 4"/>
     <w:basedOn w:val="Normal"/>
     <w:next w:val="Normal"/>
     <w:uiPriority w:val="9"/>
@@ -1128,7 +1379,7 @@
     <w:unhideWhenUsed/>
     <w:qFormat/>
     <w:pPr>
-      <w:keepNext/>
+      <w:keepNext w:val="true"/>
       <w:keepLines/>
       <w:spacing w:before="240" w:after="40"/>
       <w:outlineLvl w:val="3"/>
@@ -1140,7 +1391,7 @@
     </w:rPr>
   </w:style>
   <w:style w:type="paragraph" w:styleId="Heading5">
-    <w:name w:val="heading 5"/>
+    <w:name w:val="Heading 5"/>
     <w:basedOn w:val="Normal"/>
     <w:next w:val="Normal"/>
     <w:uiPriority w:val="9"/>
@@ -1148,7 +1399,7 @@
     <w:unhideWhenUsed/>
     <w:qFormat/>
     <w:pPr>
-      <w:keepNext/>
+      <w:keepNext w:val="true"/>
       <w:keepLines/>
       <w:spacing w:before="220" w:after="40"/>
       <w:outlineLvl w:val="4"/>
@@ -1158,7 +1409,7 @@
     </w:rPr>
   </w:style>
   <w:style w:type="paragraph" w:styleId="Heading6">
-    <w:name w:val="heading 6"/>
+    <w:name w:val="Heading 6"/>
     <w:basedOn w:val="Normal"/>
     <w:next w:val="Normal"/>
     <w:uiPriority w:val="9"/>
@@ -1166,7 +1417,7 @@
     <w:unhideWhenUsed/>
     <w:qFormat/>
     <w:pPr>
-      <w:keepNext/>
+      <w:keepNext w:val="true"/>
       <w:keepLines/>
       <w:spacing w:before="200" w:after="40"/>
       <w:outlineLvl w:val="5"/>
@@ -1177,32 +1428,96 @@
       <w:szCs w:val="20"/>
     </w:rPr>
   </w:style>
-  <w:style w:type="character" w:default="1" w:styleId="DefaultParagraphFont">
+  <w:style w:type="character" w:styleId="DefaultParagraphFont" w:default="1">
     <w:name w:val="Default Paragraph Font"/>
     <w:uiPriority w:val="1"/>
     <w:semiHidden/>
     <w:unhideWhenUsed/>
-  </w:style>
-  <w:style w:type="table" w:default="1" w:styleId="TableNormal">
-    <w:name w:val="Normal Table"/>
+    <w:qFormat/>
+    <w:rPr/>
+  </w:style>
+  <w:style w:type="character" w:styleId="HeaderChar" w:customStyle="1">
+    <w:name w:val="Header Char"/>
+    <w:basedOn w:val="DefaultParagraphFont"/>
+    <w:link w:val="Header"/>
     <w:uiPriority w:val="99"/>
-    <w:semiHidden/>
-    <w:unhideWhenUsed/>
-    <w:tblPr>
-      <w:tblInd w:w="0" w:type="dxa"/>
-      <w:tblCellMar>
-        <w:top w:w="0" w:type="dxa"/>
-        <w:left w:w="108" w:type="dxa"/>
-        <w:bottom w:w="0" w:type="dxa"/>
-        <w:right w:w="108" w:type="dxa"/>
-      </w:tblCellMar>
-    </w:tblPr>
-  </w:style>
-  <w:style w:type="numbering" w:default="1" w:styleId="NoList">
-    <w:name w:val="No List"/>
+    <w:qFormat/>
+    <w:rsid w:val="00f14981"/>
+    <w:rPr/>
+  </w:style>
+  <w:style w:type="character" w:styleId="FooterChar" w:customStyle="1">
+    <w:name w:val="Footer Char"/>
+    <w:basedOn w:val="DefaultParagraphFont"/>
+    <w:link w:val="Footer"/>
     <w:uiPriority w:val="99"/>
-    <w:semiHidden/>
-    <w:unhideWhenUsed/>
+    <w:qFormat/>
+    <w:rsid w:val="00f14981"/>
+    <w:rPr/>
+  </w:style>
+  <w:style w:type="character" w:styleId="InternetLink">
+    <w:name w:val="Hyperlink"/>
+    <w:rPr>
+      <w:color w:val="000080"/>
+      <w:u w:val="single"/>
+    </w:rPr>
+  </w:style>
+  <w:style w:type="paragraph" w:styleId="Heading">
+    <w:name w:val="Heading"/>
+    <w:basedOn w:val="Normal"/>
+    <w:next w:val="TextBody"/>
+    <w:qFormat/>
+    <w:pPr>
+      <w:keepNext w:val="true"/>
+      <w:spacing w:before="240" w:after="120"/>
+    </w:pPr>
+    <w:rPr>
+      <w:rFonts w:ascii="Liberation Sans" w:hAnsi="Liberation Sans" w:eastAsia="Noto Sans CJK SC" w:cs="Lohit Devanagari"/>
+      <w:sz w:val="28"/>
+      <w:szCs w:val="28"/>
+    </w:rPr>
+  </w:style>
+  <w:style w:type="paragraph" w:styleId="TextBody">
+    <w:name w:val="Body Text"/>
+    <w:basedOn w:val="Normal"/>
+    <w:pPr>
+      <w:spacing w:lineRule="auto" w:line="276" w:before="0" w:after="140"/>
+    </w:pPr>
+    <w:rPr/>
+  </w:style>
+  <w:style w:type="paragraph" w:styleId="List">
+    <w:name w:val="List"/>
+    <w:basedOn w:val="TextBody"/>
+    <w:pPr/>
+    <w:rPr>
+      <w:rFonts w:cs="Lohit Devanagari"/>
+    </w:rPr>
+  </w:style>
+  <w:style w:type="paragraph" w:styleId="Caption">
+    <w:name w:val="Caption"/>
+    <w:basedOn w:val="Normal"/>
+    <w:qFormat/>
+    <w:pPr>
+      <w:suppressLineNumbers/>
+      <w:spacing w:before="120" w:after="120"/>
+    </w:pPr>
+    <w:rPr>
+      <w:rFonts w:cs="Lohit Devanagari"/>
+      <w:i/>
+      <w:iCs/>
+      <w:sz w:val="24"/>
+      <w:szCs w:val="24"/>
+    </w:rPr>
+  </w:style>
+  <w:style w:type="paragraph" w:styleId="Index">
+    <w:name w:val="Index"/>
+    <w:basedOn w:val="Normal"/>
+    <w:qFormat/>
+    <w:pPr>
+      <w:suppressLineNumbers/>
+    </w:pPr>
+    <w:rPr>
+      <w:rFonts w:cs="Lohit Devanagari"/>
+    </w:rPr>
   </w:style>
   <w:style w:type="paragraph" w:styleId="Title">
     <w:name w:val="Title"/>
@@ -1211,7 +1526,7 @@
     <w:uiPriority w:val="10"/>
     <w:qFormat/>
     <w:pPr>
-      <w:keepNext/>
+      <w:keepNext w:val="true"/>
       <w:keepLines/>
       <w:spacing w:before="480" w:after="120"/>
     </w:pPr>
@@ -1228,61 +1543,79 @@
     <w:uiPriority w:val="11"/>
     <w:qFormat/>
     <w:pPr>
-      <w:keepNext/>
+      <w:keepNext w:val="true"/>
       <w:keepLines/>
       <w:spacing w:before="360" w:after="80"/>
     </w:pPr>
     <w:rPr>
-      <w:rFonts w:ascii="Georgia" w:eastAsia="Georgia" w:hAnsi="Georgia" w:cs="Georgia"/>
+      <w:rFonts w:ascii="Georgia" w:hAnsi="Georgia" w:eastAsia="Georgia" w:cs="Georgia"/>
       <w:i/>
       <w:color w:val="666666"/>
       <w:sz w:val="48"/>
       <w:szCs w:val="48"/>
     </w:rPr>
   </w:style>
+  <w:style w:type="paragraph" w:styleId="HeaderandFooter">
+    <w:name w:val="Header and Footer"/>
+    <w:basedOn w:val="Normal"/>
+    <w:qFormat/>
+    <w:pPr/>
+    <w:rPr/>
+  </w:style>
   <w:style w:type="paragraph" w:styleId="Header">
-    <w:name w:val="header"/>
+    <w:name w:val="Header"/>
     <w:basedOn w:val="Normal"/>
     <w:link w:val="HeaderChar"/>
     <w:uiPriority w:val="99"/>
     <w:unhideWhenUsed/>
-    <w:rsid w:val="00F14981"/>
+    <w:rsid w:val="00f14981"/>
     <w:pPr>
       <w:tabs>
-        <w:tab w:val="center" w:pos="4680"/>
-        <w:tab w:val="right" w:pos="9360"/>
+        <w:tab w:val="clear" w:pos="720"/>
+        <w:tab w:val="center" w:pos="4680" w:leader="none"/>
+        <w:tab w:val="right" w:pos="9360" w:leader="none"/>
       </w:tabs>
-      <w:spacing w:after="0" w:line="240" w:lineRule="auto"/>
+      <w:spacing w:lineRule="auto" w:line="240" w:before="0" w:after="0"/>
     </w:pPr>
-  </w:style>
-  <w:style w:type="character" w:customStyle="1" w:styleId="HeaderChar">
-    <w:name w:val="Header Char"/>
-    <w:basedOn w:val="DefaultParagraphFont"/>
-    <w:link w:val="Header"/>
-    <w:uiPriority w:val="99"/>
-    <w:rsid w:val="00F14981"/>
+    <w:rPr/>
   </w:style>
   <w:style w:type="paragraph" w:styleId="Footer">
-    <w:name w:val="footer"/>
+    <w:name w:val="Footer"/>
     <w:basedOn w:val="Normal"/>
     <w:link w:val="FooterChar"/>
     <w:uiPriority w:val="99"/>
     <w:unhideWhenUsed/>
-    <w:rsid w:val="00F14981"/>
+    <w:rsid w:val="00f14981"/>
     <w:pPr>
       <w:tabs>
-        <w:tab w:val="center" w:pos="4680"/>
-        <w:tab w:val="right" w:pos="9360"/>
+        <w:tab w:val="clear" w:pos="720"/>
+        <w:tab w:val="center" w:pos="4680" w:leader="none"/>
+        <w:tab w:val="right" w:pos="9360" w:leader="none"/>
       </w:tabs>
-      <w:spacing w:after="0" w:line="240" w:lineRule="auto"/>
+      <w:spacing w:lineRule="auto" w:line="240" w:before="0" w:after="0"/>
     </w:pPr>
-  </w:style>
-  <w:style w:type="character" w:customStyle="1" w:styleId="FooterChar">
-    <w:name w:val="Footer Char"/>
-    <w:basedOn w:val="DefaultParagraphFont"/>
-    <w:link w:val="Footer"/>
+    <w:rPr/>
+  </w:style>
+  <w:style w:type="numbering" w:styleId="NoList" w:default="1">
+    <w:name w:val="No List"/>
     <w:uiPriority w:val="99"/>
-    <w:rsid w:val="00F14981"/>
+    <w:semiHidden/>
+    <w:unhideWhenUsed/>
+    <w:qFormat/>
+  </w:style>
+  <w:style w:type="table" w:default="1" w:styleId="TableNormal">
+    <w:name w:val="Normal Table"/>
+    <w:uiPriority w:val="99"/>
+    <w:semiHidden/>
+    <w:unhideWhenUsed/>
+    <w:tblPr>
+      <w:tblCellMar>
+        <w:top w:w="0" w:type="dxa"/>
+        <w:left w:w="108" w:type="dxa"/>
+        <w:bottom w:w="0" w:type="dxa"/>
+        <w:right w:w="108" w:type="dxa"/>
+      </w:tblCellMar>
+    </w:tblPr>
   </w:style>
 </w:styles>
 </file>
